--- a/doc/ТЗ/Описание регистров.docx
+++ b/doc/ТЗ/Описание регистров.docx
@@ -23,6 +23,7 @@
       <w:pPr>
         <w:pStyle w:val="a3"/>
         <w:rPr>
+          <w:rStyle w:val="a4"/>
           <w:w w:val="100"/>
         </w:rPr>
       </w:pPr>
@@ -32,21 +33,38 @@
             <w:rStyle w:val="a4"/>
             <w:w w:val="100"/>
           </w:rPr>
-          <w:t>Источник 3 кВ (блок кол</w:t>
+          <w:t>Источник 3 кВ (блок коллектора)</w:t>
+        </w:r>
+      </w:hyperlink>
+    </w:p>
+    <w:p>
+      <w:pPr>
+        <w:pStyle w:val="a3"/>
+        <w:rPr>
+          <w:w w:val="100"/>
+        </w:rPr>
+      </w:pPr>
+      <w:hyperlink w:anchor="Формирователь_развёртки_коллектора" w:history="1">
+        <w:r>
+          <w:rPr>
+            <w:rStyle w:val="a4"/>
+            <w:w w:val="100"/>
+          </w:rPr>
+          <w:t>Формирователь развёртки (блок к</w:t>
         </w:r>
         <w:r>
           <w:rPr>
             <w:rStyle w:val="a4"/>
             <w:w w:val="100"/>
           </w:rPr>
-          <w:t>л</w:t>
+          <w:t>о</w:t>
         </w:r>
         <w:r>
           <w:rPr>
             <w:rStyle w:val="a4"/>
             <w:w w:val="100"/>
           </w:rPr>
-          <w:t>ектора)</w:t>
+          <w:t>ллектора)</w:t>
         </w:r>
       </w:hyperlink>
     </w:p>
@@ -92,6 +110,8 @@
       <w:pPr>
         <w:pStyle w:val="a3"/>
         <w:rPr>
+          <w:b/>
+          <w:bCs/>
           <w:w w:val="100"/>
         </w:rPr>
       </w:pPr>
@@ -99,6 +119,8 @@
       <w:bookmarkEnd w:id="0"/>
       <w:r>
         <w:rPr>
+          <w:b/>
+          <w:bCs/>
           <w:w w:val="100"/>
         </w:rPr>
         <w:lastRenderedPageBreak/>
@@ -13430,10 +13452,18 @@
     <w:p>
       <w:pPr>
         <w:pStyle w:val="a3"/>
+        <w:rPr>
+          <w:b/>
+          <w:bCs/>
+        </w:rPr>
       </w:pPr>
       <w:bookmarkStart w:id="1" w:name="Источник_3кВ_коллектора"/>
       <w:bookmarkEnd w:id="1"/>
       <w:r>
+        <w:rPr>
+          <w:b/>
+          <w:bCs/>
+        </w:rPr>
         <w:lastRenderedPageBreak/>
         <w:t>ИСТОЧНИК 3кВ (БЛОК КОЛЛЕКТОРА)</w:t>
       </w:r>
@@ -13462,12 +13492,6 @@
         <w:gridCol w:w="6002"/>
       </w:tblGrid>
       <w:tr>
-        <w:tblPrEx>
-          <w:tblCellMar>
-            <w:top w:w="0" w:type="dxa"/>
-            <w:bottom w:w="0" w:type="dxa"/>
-          </w:tblCellMar>
-        </w:tblPrEx>
         <w:tc>
           <w:tcPr>
             <w:tcW w:w="782" w:type="pct"/>
@@ -13498,13 +13522,7 @@
               <w:t xml:space="preserve"> </w:t>
             </w:r>
             <w:r>
-              <w:t>и их комб</w:t>
-            </w:r>
-            <w:r>
-              <w:t>и</w:t>
-            </w:r>
-            <w:r>
-              <w:t>нации</w:t>
+              <w:t>и их комбинации</w:t>
             </w:r>
           </w:p>
         </w:tc>
@@ -13524,12 +13542,6 @@
         </w:tc>
       </w:tr>
       <w:tr>
-        <w:tblPrEx>
-          <w:tblCellMar>
-            <w:top w:w="0" w:type="dxa"/>
-            <w:bottom w:w="0" w:type="dxa"/>
-          </w:tblCellMar>
-        </w:tblPrEx>
         <w:trPr>
           <w:cantSplit/>
         </w:trPr>
@@ -13604,12 +13616,6 @@
         </w:tc>
       </w:tr>
       <w:tr>
-        <w:tblPrEx>
-          <w:tblCellMar>
-            <w:top w:w="0" w:type="dxa"/>
-            <w:bottom w:w="0" w:type="dxa"/>
-          </w:tblCellMar>
-        </w:tblPrEx>
         <w:trPr>
           <w:cantSplit/>
         </w:trPr>
@@ -13661,12 +13667,6 @@
         </w:tc>
       </w:tr>
       <w:tr>
-        <w:tblPrEx>
-          <w:tblCellMar>
-            <w:top w:w="0" w:type="dxa"/>
-            <w:bottom w:w="0" w:type="dxa"/>
-          </w:tblCellMar>
-        </w:tblPrEx>
         <w:trPr>
           <w:cantSplit/>
         </w:trPr>
@@ -13738,12 +13738,6 @@
         </w:tc>
       </w:tr>
       <w:tr>
-        <w:tblPrEx>
-          <w:tblCellMar>
-            <w:top w:w="0" w:type="dxa"/>
-            <w:bottom w:w="0" w:type="dxa"/>
-          </w:tblCellMar>
-        </w:tblPrEx>
         <w:trPr>
           <w:cantSplit/>
         </w:trPr>
@@ -13833,12 +13827,6 @@
         </w:tc>
       </w:tr>
       <w:tr>
-        <w:tblPrEx>
-          <w:tblCellMar>
-            <w:top w:w="0" w:type="dxa"/>
-            <w:bottom w:w="0" w:type="dxa"/>
-          </w:tblCellMar>
-        </w:tblPrEx>
         <w:trPr>
           <w:cantSplit/>
         </w:trPr>
@@ -13946,12 +13934,6 @@
         </w:tc>
       </w:tr>
       <w:tr>
-        <w:tblPrEx>
-          <w:tblCellMar>
-            <w:top w:w="0" w:type="dxa"/>
-            <w:bottom w:w="0" w:type="dxa"/>
-          </w:tblCellMar>
-        </w:tblPrEx>
         <w:trPr>
           <w:cantSplit/>
           <w:trHeight w:val="439"/>
@@ -14042,12 +14024,6 @@
         </w:tc>
       </w:tr>
       <w:tr>
-        <w:tblPrEx>
-          <w:tblCellMar>
-            <w:top w:w="0" w:type="dxa"/>
-            <w:bottom w:w="0" w:type="dxa"/>
-          </w:tblCellMar>
-        </w:tblPrEx>
         <w:trPr>
           <w:cantSplit/>
         </w:trPr>
@@ -14119,12 +14095,6 @@
         </w:tc>
       </w:tr>
       <w:tr>
-        <w:tblPrEx>
-          <w:tblCellMar>
-            <w:top w:w="0" w:type="dxa"/>
-            <w:bottom w:w="0" w:type="dxa"/>
-          </w:tblCellMar>
-        </w:tblPrEx>
         <w:trPr>
           <w:cantSplit/>
         </w:trPr>
@@ -14200,12 +14170,6 @@
         </w:tc>
       </w:tr>
       <w:tr>
-        <w:tblPrEx>
-          <w:tblCellMar>
-            <w:top w:w="0" w:type="dxa"/>
-            <w:bottom w:w="0" w:type="dxa"/>
-          </w:tblCellMar>
-        </w:tblPrEx>
         <w:trPr>
           <w:cantSplit/>
         </w:trPr>
@@ -14268,12 +14232,6 @@
         </w:tc>
       </w:tr>
       <w:tr>
-        <w:tblPrEx>
-          <w:tblCellMar>
-            <w:top w:w="0" w:type="dxa"/>
-            <w:bottom w:w="0" w:type="dxa"/>
-          </w:tblCellMar>
-        </w:tblPrEx>
         <w:trPr>
           <w:cantSplit/>
         </w:trPr>
@@ -14319,12 +14277,6 @@
         </w:tc>
       </w:tr>
       <w:tr>
-        <w:tblPrEx>
-          <w:tblCellMar>
-            <w:top w:w="0" w:type="dxa"/>
-            <w:bottom w:w="0" w:type="dxa"/>
-          </w:tblCellMar>
-        </w:tblPrEx>
         <w:trPr>
           <w:cantSplit/>
           <w:trHeight w:val="263"/>
@@ -14402,19 +14354,7 @@
               <w:rPr>
                 <w:color w:val="000000"/>
               </w:rPr>
-              <w:t xml:space="preserve"> диапазона источника 300 В и ди</w:t>
-            </w:r>
-            <w:r>
-              <w:rPr>
-                <w:color w:val="000000"/>
-              </w:rPr>
-              <w:t>а</w:t>
-            </w:r>
-            <w:r>
-              <w:rPr>
-                <w:color w:val="000000"/>
-              </w:rPr>
-              <w:t>пазона измерителя 200 мА ( 0 – выкл, 1 – вкл)</w:t>
+              <w:t xml:space="preserve"> диапазона источника 300 В и диапазона измерителя 200 мА ( 0 – выкл, 1 – вкл)</w:t>
             </w:r>
           </w:p>
           <w:p>
@@ -14446,12 +14386,6 @@
         </w:tc>
       </w:tr>
       <w:tr>
-        <w:tblPrEx>
-          <w:tblCellMar>
-            <w:top w:w="0" w:type="dxa"/>
-            <w:bottom w:w="0" w:type="dxa"/>
-          </w:tblCellMar>
-        </w:tblPrEx>
         <w:trPr>
           <w:cantSplit/>
           <w:trHeight w:val="70"/>
@@ -14509,12 +14443,6 @@
         </w:tc>
       </w:tr>
       <w:tr>
-        <w:tblPrEx>
-          <w:tblCellMar>
-            <w:top w:w="0" w:type="dxa"/>
-            <w:bottom w:w="0" w:type="dxa"/>
-          </w:tblCellMar>
-        </w:tblPrEx>
         <w:trPr>
           <w:cantSplit/>
           <w:trHeight w:val="101"/>
@@ -14599,21 +14527,7 @@
                 <w:color w:val="000000"/>
                 <w:u w:val="single"/>
               </w:rPr>
-              <w:t>диап</w:t>
-            </w:r>
-            <w:r>
-              <w:rPr>
-                <w:color w:val="000000"/>
-                <w:u w:val="single"/>
-              </w:rPr>
-              <w:t>а</w:t>
-            </w:r>
-            <w:r>
-              <w:rPr>
-                <w:color w:val="000000"/>
-                <w:u w:val="single"/>
-              </w:rPr>
-              <w:t>зона измерителя</w:t>
+              <w:t>диапазона измерителя</w:t>
             </w:r>
             <w:r>
               <w:rPr>
@@ -14651,12 +14565,6 @@
         </w:tc>
       </w:tr>
       <w:tr>
-        <w:tblPrEx>
-          <w:tblCellMar>
-            <w:top w:w="0" w:type="dxa"/>
-            <w:bottom w:w="0" w:type="dxa"/>
-          </w:tblCellMar>
-        </w:tblPrEx>
         <w:trPr>
           <w:cantSplit/>
           <w:trHeight w:val="77"/>
@@ -14881,13 +14789,7 @@
         <w:t xml:space="preserve"> </w:t>
       </w:r>
       <w:r>
-        <w:t>и реле разряда конде</w:t>
-      </w:r>
-      <w:r>
-        <w:t>н</w:t>
-      </w:r>
-      <w:r>
-        <w:t>сатора.</w:t>
+        <w:t>и реле разряда конденсатора.</w:t>
       </w:r>
       <w:r>
         <w:t xml:space="preserve"> </w:t>
@@ -14948,6 +14850,2786 @@
       </w:r>
       <w:r>
         <w:t>)</w:t>
+      </w:r>
+    </w:p>
+    <w:p>
+      <w:r>
+        <w:br w:type="page"/>
+      </w:r>
+    </w:p>
+    <w:p>
+      <w:pPr>
+        <w:rPr>
+          <w:b/>
+          <w:bCs/>
+          <w:sz w:val="28"/>
+          <w:szCs w:val="28"/>
+        </w:rPr>
+      </w:pPr>
+      <w:bookmarkStart w:id="2" w:name="Формирователь_развёртки_коллектора"/>
+      <w:bookmarkEnd w:id="2"/>
+      <w:r>
+        <w:rPr>
+          <w:b/>
+          <w:bCs/>
+          <w:sz w:val="28"/>
+          <w:szCs w:val="28"/>
+        </w:rPr>
+        <w:lastRenderedPageBreak/>
+        <w:t>ФОРМИРОВАТЕЛЬ РАЗВЁРТКИ (БЛОК КОЛЛЕКТОРА)</w:t>
+      </w:r>
+    </w:p>
+    <w:tbl>
+      <w:tblPr>
+        <w:tblStyle w:val="a7"/>
+        <w:tblW w:w="0" w:type="auto"/>
+        <w:tblLook w:val="04A0" w:firstRow="1" w:lastRow="0" w:firstColumn="1" w:lastColumn="0" w:noHBand="0" w:noVBand="1"/>
+      </w:tblPr>
+      <w:tblGrid>
+        <w:gridCol w:w="976"/>
+        <w:gridCol w:w="1139"/>
+        <w:gridCol w:w="1492"/>
+        <w:gridCol w:w="1033"/>
+        <w:gridCol w:w="1162"/>
+        <w:gridCol w:w="1148"/>
+        <w:gridCol w:w="1041"/>
+        <w:gridCol w:w="1637"/>
+      </w:tblGrid>
+      <w:tr>
+        <w:tc>
+          <w:tcPr>
+            <w:tcW w:w="4672" w:type="dxa"/>
+            <w:gridSpan w:val="4"/>
+          </w:tcPr>
+          <w:p>
+            <w:pPr>
+              <w:jc w:val="center"/>
+              <w:rPr>
+                <w:sz w:val="28"/>
+                <w:szCs w:val="28"/>
+                <w:lang w:val="en-US"/>
+              </w:rPr>
+            </w:pPr>
+            <w:r>
+              <w:rPr>
+                <w:sz w:val="28"/>
+                <w:szCs w:val="28"/>
+                <w:lang w:val="en-US"/>
+              </w:rPr>
+              <w:t>Q0</w:t>
+            </w:r>
+          </w:p>
+        </w:tc>
+        <w:tc>
+          <w:tcPr>
+            <w:tcW w:w="4673" w:type="dxa"/>
+            <w:gridSpan w:val="4"/>
+          </w:tcPr>
+          <w:p>
+            <w:pPr>
+              <w:rPr>
+                <w:sz w:val="28"/>
+                <w:szCs w:val="28"/>
+              </w:rPr>
+            </w:pPr>
+            <w:r>
+              <w:rPr>
+                <w:sz w:val="28"/>
+                <w:szCs w:val="28"/>
+              </w:rPr>
+              <w:t>-</w:t>
+            </w:r>
+          </w:p>
+        </w:tc>
+      </w:tr>
+      <w:tr>
+        <w:tc>
+          <w:tcPr>
+            <w:tcW w:w="4672" w:type="dxa"/>
+            <w:gridSpan w:val="4"/>
+          </w:tcPr>
+          <w:p>
+            <w:pPr>
+              <w:jc w:val="center"/>
+              <w:rPr>
+                <w:sz w:val="28"/>
+                <w:szCs w:val="28"/>
+              </w:rPr>
+            </w:pPr>
+            <w:r>
+              <w:rPr>
+                <w:sz w:val="28"/>
+                <w:szCs w:val="28"/>
+              </w:rPr>
+              <w:t>Q1</w:t>
+            </w:r>
+          </w:p>
+        </w:tc>
+        <w:tc>
+          <w:tcPr>
+            <w:tcW w:w="4673" w:type="dxa"/>
+            <w:gridSpan w:val="4"/>
+          </w:tcPr>
+          <w:p>
+            <w:pPr>
+              <w:rPr>
+                <w:sz w:val="28"/>
+                <w:szCs w:val="28"/>
+              </w:rPr>
+            </w:pPr>
+            <w:r>
+              <w:rPr>
+                <w:sz w:val="28"/>
+                <w:szCs w:val="28"/>
+              </w:rPr>
+              <w:t>-</w:t>
+            </w:r>
+          </w:p>
+        </w:tc>
+      </w:tr>
+      <w:tr>
+        <w:tc>
+          <w:tcPr>
+            <w:tcW w:w="4672" w:type="dxa"/>
+            <w:gridSpan w:val="4"/>
+          </w:tcPr>
+          <w:p>
+            <w:pPr>
+              <w:jc w:val="center"/>
+              <w:rPr>
+                <w:sz w:val="28"/>
+                <w:szCs w:val="28"/>
+              </w:rPr>
+            </w:pPr>
+            <w:r>
+              <w:rPr>
+                <w:sz w:val="28"/>
+                <w:szCs w:val="28"/>
+              </w:rPr>
+              <w:t>Q2</w:t>
+            </w:r>
+          </w:p>
+        </w:tc>
+        <w:tc>
+          <w:tcPr>
+            <w:tcW w:w="4673" w:type="dxa"/>
+            <w:gridSpan w:val="4"/>
+          </w:tcPr>
+          <w:p>
+            <w:pPr>
+              <w:rPr>
+                <w:sz w:val="28"/>
+                <w:szCs w:val="28"/>
+                <w:lang w:val="en-US"/>
+              </w:rPr>
+            </w:pPr>
+            <w:r>
+              <w:rPr>
+                <w:sz w:val="28"/>
+                <w:szCs w:val="28"/>
+              </w:rPr>
+              <w:t>Множитель</w:t>
+            </w:r>
+            <w:r>
+              <w:rPr>
+                <w:sz w:val="28"/>
+                <w:szCs w:val="28"/>
+                <w:lang w:val="en-US"/>
+              </w:rPr>
+              <w:t>: x20</w:t>
+            </w:r>
+          </w:p>
+        </w:tc>
+      </w:tr>
+      <w:tr>
+        <w:tc>
+          <w:tcPr>
+            <w:tcW w:w="4672" w:type="dxa"/>
+            <w:gridSpan w:val="4"/>
+          </w:tcPr>
+          <w:p>
+            <w:pPr>
+              <w:jc w:val="center"/>
+              <w:rPr>
+                <w:sz w:val="28"/>
+                <w:szCs w:val="28"/>
+              </w:rPr>
+            </w:pPr>
+            <w:r>
+              <w:rPr>
+                <w:sz w:val="28"/>
+                <w:szCs w:val="28"/>
+              </w:rPr>
+              <w:t>Q3</w:t>
+            </w:r>
+          </w:p>
+        </w:tc>
+        <w:tc>
+          <w:tcPr>
+            <w:tcW w:w="4673" w:type="dxa"/>
+            <w:gridSpan w:val="4"/>
+          </w:tcPr>
+          <w:p>
+            <w:pPr>
+              <w:rPr>
+                <w:sz w:val="28"/>
+                <w:szCs w:val="28"/>
+              </w:rPr>
+            </w:pPr>
+            <w:r>
+              <w:rPr>
+                <w:sz w:val="28"/>
+                <w:szCs w:val="28"/>
+              </w:rPr>
+              <w:t>Множитель</w:t>
+            </w:r>
+            <w:r>
+              <w:rPr>
+                <w:sz w:val="28"/>
+                <w:szCs w:val="28"/>
+                <w:lang w:val="en-US"/>
+              </w:rPr>
+              <w:t>: x5</w:t>
+            </w:r>
+          </w:p>
+        </w:tc>
+      </w:tr>
+      <w:tr>
+        <w:tc>
+          <w:tcPr>
+            <w:tcW w:w="4672" w:type="dxa"/>
+            <w:gridSpan w:val="4"/>
+          </w:tcPr>
+          <w:p>
+            <w:pPr>
+              <w:jc w:val="center"/>
+              <w:rPr>
+                <w:sz w:val="28"/>
+                <w:szCs w:val="28"/>
+              </w:rPr>
+            </w:pPr>
+            <w:r>
+              <w:rPr>
+                <w:sz w:val="28"/>
+                <w:szCs w:val="28"/>
+              </w:rPr>
+              <w:t>Q4</w:t>
+            </w:r>
+          </w:p>
+        </w:tc>
+        <w:tc>
+          <w:tcPr>
+            <w:tcW w:w="4673" w:type="dxa"/>
+            <w:gridSpan w:val="4"/>
+          </w:tcPr>
+          <w:p>
+            <w:pPr>
+              <w:rPr>
+                <w:sz w:val="28"/>
+                <w:szCs w:val="28"/>
+              </w:rPr>
+            </w:pPr>
+            <w:r>
+              <w:rPr>
+                <w:sz w:val="28"/>
+                <w:szCs w:val="28"/>
+              </w:rPr>
+              <w:t>Множитель</w:t>
+            </w:r>
+            <w:r>
+              <w:rPr>
+                <w:sz w:val="28"/>
+                <w:szCs w:val="28"/>
+                <w:lang w:val="en-US"/>
+              </w:rPr>
+              <w:t>: x1</w:t>
+            </w:r>
+          </w:p>
+        </w:tc>
+      </w:tr>
+      <w:tr>
+        <w:tc>
+          <w:tcPr>
+            <w:tcW w:w="4672" w:type="dxa"/>
+            <w:gridSpan w:val="4"/>
+          </w:tcPr>
+          <w:p>
+            <w:pPr>
+              <w:jc w:val="center"/>
+              <w:rPr>
+                <w:sz w:val="28"/>
+                <w:szCs w:val="28"/>
+              </w:rPr>
+            </w:pPr>
+            <w:r>
+              <w:rPr>
+                <w:sz w:val="28"/>
+                <w:szCs w:val="28"/>
+              </w:rPr>
+              <w:t>Q5</w:t>
+            </w:r>
+          </w:p>
+        </w:tc>
+        <w:tc>
+          <w:tcPr>
+            <w:tcW w:w="4673" w:type="dxa"/>
+            <w:gridSpan w:val="4"/>
+          </w:tcPr>
+          <w:p>
+            <w:pPr>
+              <w:rPr>
+                <w:sz w:val="28"/>
+                <w:szCs w:val="28"/>
+              </w:rPr>
+            </w:pPr>
+            <w:r>
+              <w:rPr>
+                <w:sz w:val="28"/>
+                <w:szCs w:val="28"/>
+              </w:rPr>
+              <w:t>Множитель</w:t>
+            </w:r>
+            <w:r>
+              <w:rPr>
+                <w:sz w:val="28"/>
+                <w:szCs w:val="28"/>
+                <w:lang w:val="en-US"/>
+              </w:rPr>
+              <w:t xml:space="preserve">: </w:t>
+            </w:r>
+            <w:r>
+              <w:rPr>
+                <w:sz w:val="28"/>
+                <w:szCs w:val="28"/>
+                <w:lang w:val="en-US"/>
+              </w:rPr>
+              <w:sym w:font="Symbol" w:char="F0B8"/>
+            </w:r>
+            <w:r>
+              <w:rPr>
+                <w:sz w:val="28"/>
+                <w:szCs w:val="28"/>
+                <w:lang w:val="en-US"/>
+              </w:rPr>
+              <w:t>5</w:t>
+            </w:r>
+          </w:p>
+        </w:tc>
+      </w:tr>
+      <w:tr>
+        <w:tc>
+          <w:tcPr>
+            <w:tcW w:w="4672" w:type="dxa"/>
+            <w:gridSpan w:val="4"/>
+          </w:tcPr>
+          <w:p>
+            <w:pPr>
+              <w:jc w:val="center"/>
+              <w:rPr>
+                <w:sz w:val="28"/>
+                <w:szCs w:val="28"/>
+              </w:rPr>
+            </w:pPr>
+            <w:r>
+              <w:rPr>
+                <w:sz w:val="28"/>
+                <w:szCs w:val="28"/>
+              </w:rPr>
+              <w:t>Q6</w:t>
+            </w:r>
+          </w:p>
+        </w:tc>
+        <w:tc>
+          <w:tcPr>
+            <w:tcW w:w="4673" w:type="dxa"/>
+            <w:gridSpan w:val="4"/>
+          </w:tcPr>
+          <w:p>
+            <w:pPr>
+              <w:rPr>
+                <w:sz w:val="28"/>
+                <w:szCs w:val="28"/>
+              </w:rPr>
+            </w:pPr>
+            <w:r>
+              <w:rPr>
+                <w:sz w:val="28"/>
+                <w:szCs w:val="28"/>
+              </w:rPr>
+              <w:t>Множитель</w:t>
+            </w:r>
+            <w:r>
+              <w:rPr>
+                <w:sz w:val="28"/>
+                <w:szCs w:val="28"/>
+                <w:lang w:val="en-US"/>
+              </w:rPr>
+              <w:t xml:space="preserve">: </w:t>
+            </w:r>
+            <w:r>
+              <w:rPr>
+                <w:sz w:val="28"/>
+                <w:szCs w:val="28"/>
+                <w:lang w:val="en-US"/>
+              </w:rPr>
+              <w:sym w:font="Symbol" w:char="F0B8"/>
+            </w:r>
+            <w:r>
+              <w:rPr>
+                <w:sz w:val="28"/>
+                <w:szCs w:val="28"/>
+                <w:lang w:val="en-US"/>
+              </w:rPr>
+              <w:t>1.25</w:t>
+            </w:r>
+          </w:p>
+        </w:tc>
+      </w:tr>
+      <w:tr>
+        <w:tc>
+          <w:tcPr>
+            <w:tcW w:w="4672" w:type="dxa"/>
+            <w:gridSpan w:val="4"/>
+          </w:tcPr>
+          <w:p>
+            <w:pPr>
+              <w:jc w:val="center"/>
+              <w:rPr>
+                <w:sz w:val="28"/>
+                <w:szCs w:val="28"/>
+              </w:rPr>
+            </w:pPr>
+            <w:r>
+              <w:rPr>
+                <w:sz w:val="28"/>
+                <w:szCs w:val="28"/>
+              </w:rPr>
+              <w:t>Q7</w:t>
+            </w:r>
+          </w:p>
+        </w:tc>
+        <w:tc>
+          <w:tcPr>
+            <w:tcW w:w="4673" w:type="dxa"/>
+            <w:gridSpan w:val="4"/>
+          </w:tcPr>
+          <w:p>
+            <w:pPr>
+              <w:rPr>
+                <w:sz w:val="28"/>
+                <w:szCs w:val="28"/>
+                <w:lang w:val="en-US"/>
+              </w:rPr>
+            </w:pPr>
+            <w:r>
+              <w:rPr>
+                <w:sz w:val="28"/>
+                <w:szCs w:val="28"/>
+              </w:rPr>
+              <w:t>Множитель</w:t>
+            </w:r>
+            <w:r>
+              <w:rPr>
+                <w:sz w:val="28"/>
+                <w:szCs w:val="28"/>
+                <w:lang w:val="en-US"/>
+              </w:rPr>
+              <w:t xml:space="preserve">: </w:t>
+            </w:r>
+            <w:r>
+              <w:rPr>
+                <w:sz w:val="28"/>
+                <w:szCs w:val="28"/>
+                <w:lang w:val="en-US"/>
+              </w:rPr>
+              <w:sym w:font="Symbol" w:char="F0B8"/>
+            </w:r>
+            <w:r>
+              <w:rPr>
+                <w:sz w:val="28"/>
+                <w:szCs w:val="28"/>
+                <w:lang w:val="en-US"/>
+              </w:rPr>
+              <w:t xml:space="preserve">5 </w:t>
+            </w:r>
+            <w:r>
+              <w:rPr>
+                <w:sz w:val="28"/>
+                <w:szCs w:val="28"/>
+              </w:rPr>
+              <w:t xml:space="preserve">или </w:t>
+            </w:r>
+            <w:r>
+              <w:rPr>
+                <w:sz w:val="28"/>
+                <w:szCs w:val="28"/>
+                <w:lang w:val="en-US"/>
+              </w:rPr>
+              <w:sym w:font="Symbol" w:char="F0B8"/>
+            </w:r>
+            <w:r>
+              <w:rPr>
+                <w:sz w:val="28"/>
+                <w:szCs w:val="28"/>
+                <w:lang w:val="en-US"/>
+              </w:rPr>
+              <w:t>250</w:t>
+            </w:r>
+          </w:p>
+        </w:tc>
+      </w:tr>
+      <w:tr>
+        <w:tc>
+          <w:tcPr>
+            <w:tcW w:w="1168" w:type="dxa"/>
+          </w:tcPr>
+          <w:p>
+            <w:pPr>
+              <w:jc w:val="both"/>
+            </w:pPr>
+          </w:p>
+          <w:p>
+            <w:pPr>
+              <w:rPr>
+                <w:lang w:val="en-US"/>
+              </w:rPr>
+            </w:pPr>
+            <w:r>
+              <w:t>№</w:t>
+            </w:r>
+          </w:p>
+        </w:tc>
+        <w:tc>
+          <w:tcPr>
+            <w:tcW w:w="1168" w:type="dxa"/>
+          </w:tcPr>
+          <w:p>
+            <w:pPr>
+              <w:rPr>
+                <w:lang w:val="en-US"/>
+              </w:rPr>
+            </w:pPr>
+            <w:r>
+              <w:t>диапазон</w:t>
+            </w:r>
+          </w:p>
+        </w:tc>
+        <w:tc>
+          <w:tcPr>
+            <w:tcW w:w="1168" w:type="dxa"/>
+          </w:tcPr>
+          <w:p>
+            <w:r>
+              <w:t>Коэффициент</w:t>
+            </w:r>
+          </w:p>
+          <w:p>
+            <w:pPr>
+              <w:rPr>
+                <w:lang w:val="en-US"/>
+              </w:rPr>
+            </w:pPr>
+            <w:r>
+              <w:t xml:space="preserve">отклонения </w:t>
+            </w:r>
+          </w:p>
+        </w:tc>
+        <w:tc>
+          <w:tcPr>
+            <w:tcW w:w="1168" w:type="dxa"/>
+          </w:tcPr>
+          <w:p>
+            <w:pPr>
+              <w:jc w:val="both"/>
+            </w:pPr>
+            <w:r>
+              <w:rPr>
+                <w:lang w:val="en-US"/>
+              </w:rPr>
+              <w:t>Q</w:t>
+            </w:r>
+            <w:r>
+              <w:t>7</w:t>
+            </w:r>
+          </w:p>
+          <w:p>
+            <w:pPr>
+              <w:rPr>
+                <w:lang w:val="en-US"/>
+              </w:rPr>
+            </w:pPr>
+            <w:r>
+              <w:rPr>
+                <w:lang w:val="en-US"/>
+              </w:rPr>
+              <w:t>:250, :5</w:t>
+            </w:r>
+          </w:p>
+        </w:tc>
+        <w:tc>
+          <w:tcPr>
+            <w:tcW w:w="1168" w:type="dxa"/>
+          </w:tcPr>
+          <w:p>
+            <w:pPr>
+              <w:jc w:val="both"/>
+            </w:pPr>
+            <w:r>
+              <w:t>Q5Q6</w:t>
+            </w:r>
+          </w:p>
+          <w:p>
+            <w:pPr>
+              <w:rPr>
+                <w:lang w:val="en-US"/>
+              </w:rPr>
+            </w:pPr>
+            <w:r>
+              <w:rPr>
+                <w:b/>
+              </w:rPr>
+              <w:t>:</w:t>
+            </w:r>
+            <w:r>
+              <w:t>2;</w:t>
+            </w:r>
+            <w:r>
+              <w:rPr>
+                <w:b/>
+              </w:rPr>
+              <w:t>:</w:t>
+            </w:r>
+            <w:r>
+              <w:rPr>
+                <w:lang w:val="en-US"/>
+              </w:rPr>
+              <w:t>1,25</w:t>
+            </w:r>
+            <w:r>
+              <w:t>;</w:t>
+            </w:r>
+            <w:r>
+              <w:rPr>
+                <w:b/>
+              </w:rPr>
+              <w:t>:</w:t>
+            </w:r>
+            <w:r>
+              <w:t xml:space="preserve">1 </w:t>
+            </w:r>
+          </w:p>
+        </w:tc>
+        <w:tc>
+          <w:tcPr>
+            <w:tcW w:w="1168" w:type="dxa"/>
+          </w:tcPr>
+          <w:p>
+            <w:pPr>
+              <w:jc w:val="both"/>
+            </w:pPr>
+            <w:r>
+              <w:t>Q4Q3Q2</w:t>
+            </w:r>
+          </w:p>
+          <w:p>
+            <w:pPr>
+              <w:rPr>
+                <w:lang w:val="en-US"/>
+              </w:rPr>
+            </w:pPr>
+            <w:r>
+              <w:rPr>
+                <w:lang w:val="en-US"/>
+              </w:rPr>
+              <w:t>x1</w:t>
+            </w:r>
+            <w:r>
+              <w:t>;</w:t>
+            </w:r>
+            <w:r>
+              <w:rPr>
+                <w:lang w:val="en-US"/>
+              </w:rPr>
+              <w:t>x5</w:t>
+            </w:r>
+            <w:r>
+              <w:t>;</w:t>
+            </w:r>
+            <w:r>
+              <w:rPr>
+                <w:lang w:val="en-US"/>
+              </w:rPr>
+              <w:t>x20</w:t>
+            </w:r>
+          </w:p>
+        </w:tc>
+        <w:tc>
+          <w:tcPr>
+            <w:tcW w:w="1168" w:type="dxa"/>
+          </w:tcPr>
+          <w:p>
+            <w:pPr>
+              <w:rPr>
+                <w:lang w:val="en-US"/>
+              </w:rPr>
+            </w:pPr>
+            <w:r>
+              <w:t>Код ЦАП</w:t>
+            </w:r>
+          </w:p>
+        </w:tc>
+        <w:tc>
+          <w:tcPr>
+            <w:tcW w:w="1169" w:type="dxa"/>
+          </w:tcPr>
+          <w:p>
+            <w:pPr>
+              <w:rPr>
+                <w:lang w:val="en-US"/>
+              </w:rPr>
+            </w:pPr>
+            <w:r>
+              <w:t xml:space="preserve">Коэффициенты </w:t>
+            </w:r>
+          </w:p>
+        </w:tc>
+      </w:tr>
+      <w:tr>
+        <w:tc>
+          <w:tcPr>
+            <w:tcW w:w="1168" w:type="dxa"/>
+          </w:tcPr>
+          <w:p>
+            <w:pPr>
+              <w:rPr>
+                <w:lang w:val="en-US"/>
+              </w:rPr>
+            </w:pPr>
+            <w:r>
+              <w:t>1</w:t>
+            </w:r>
+          </w:p>
+        </w:tc>
+        <w:tc>
+          <w:tcPr>
+            <w:tcW w:w="1168" w:type="dxa"/>
+          </w:tcPr>
+          <w:p>
+            <w:pPr>
+              <w:rPr>
+                <w:lang w:val="en-US"/>
+              </w:rPr>
+            </w:pPr>
+            <w:r>
+              <w:t>5000</w:t>
+            </w:r>
+            <w:r>
+              <w:rPr>
+                <w:lang w:val="en-US"/>
+              </w:rPr>
+              <w:t>V</w:t>
+            </w:r>
+          </w:p>
+        </w:tc>
+        <w:tc>
+          <w:tcPr>
+            <w:tcW w:w="1168" w:type="dxa"/>
+          </w:tcPr>
+          <w:p>
+            <w:pPr>
+              <w:rPr>
+                <w:lang w:val="en-US"/>
+              </w:rPr>
+            </w:pPr>
+            <w:r>
+              <w:t>500</w:t>
+            </w:r>
+            <w:r>
+              <w:rPr>
+                <w:lang w:val="en-US"/>
+              </w:rPr>
+              <w:t>V</w:t>
+            </w:r>
+            <w:r>
+              <w:t>/дел</w:t>
+            </w:r>
+          </w:p>
+        </w:tc>
+        <w:tc>
+          <w:tcPr>
+            <w:tcW w:w="1168" w:type="dxa"/>
+          </w:tcPr>
+          <w:p>
+            <w:pPr>
+              <w:rPr>
+                <w:lang w:val="en-US"/>
+              </w:rPr>
+            </w:pPr>
+            <w:r>
+              <w:t>0</w:t>
+            </w:r>
+          </w:p>
+        </w:tc>
+        <w:tc>
+          <w:tcPr>
+            <w:tcW w:w="1168" w:type="dxa"/>
+          </w:tcPr>
+          <w:p>
+            <w:pPr>
+              <w:rPr>
+                <w:lang w:val="en-US"/>
+              </w:rPr>
+            </w:pPr>
+            <w:r>
+              <w:t>00</w:t>
+            </w:r>
+          </w:p>
+        </w:tc>
+        <w:tc>
+          <w:tcPr>
+            <w:tcW w:w="1168" w:type="dxa"/>
+          </w:tcPr>
+          <w:p>
+            <w:pPr>
+              <w:rPr>
+                <w:lang w:val="en-US"/>
+              </w:rPr>
+            </w:pPr>
+            <w:r>
+              <w:t>100</w:t>
+            </w:r>
+          </w:p>
+        </w:tc>
+        <w:tc>
+          <w:tcPr>
+            <w:tcW w:w="1168" w:type="dxa"/>
+          </w:tcPr>
+          <w:p>
+            <w:pPr>
+              <w:rPr>
+                <w:lang w:val="en-US"/>
+              </w:rPr>
+            </w:pPr>
+            <w:r>
+              <w:t>819</w:t>
+            </w:r>
+          </w:p>
+        </w:tc>
+        <w:tc>
+          <w:tcPr>
+            <w:tcW w:w="1169" w:type="dxa"/>
+          </w:tcPr>
+          <w:p>
+            <w:pPr>
+              <w:rPr>
+                <w:lang w:val="en-US"/>
+              </w:rPr>
+            </w:pPr>
+            <w:r>
+              <w:t xml:space="preserve">:250, :2, </w:t>
+            </w:r>
+            <w:r>
+              <w:rPr>
+                <w:lang w:val="en-US"/>
+              </w:rPr>
+              <w:t>x</w:t>
+            </w:r>
+            <w:r>
+              <w:t>1,</w:t>
+            </w:r>
+            <w:r>
+              <w:rPr>
+                <w:lang w:val="en-US"/>
+              </w:rPr>
+              <w:t xml:space="preserve"> </w:t>
+            </w:r>
+            <w:r>
+              <w:t xml:space="preserve">:5 </w:t>
+            </w:r>
+          </w:p>
+        </w:tc>
+      </w:tr>
+      <w:tr>
+        <w:tc>
+          <w:tcPr>
+            <w:tcW w:w="1168" w:type="dxa"/>
+          </w:tcPr>
+          <w:p>
+            <w:pPr>
+              <w:rPr>
+                <w:lang w:val="en-US"/>
+              </w:rPr>
+            </w:pPr>
+            <w:r>
+              <w:t>2</w:t>
+            </w:r>
+          </w:p>
+        </w:tc>
+        <w:tc>
+          <w:tcPr>
+            <w:tcW w:w="1168" w:type="dxa"/>
+          </w:tcPr>
+          <w:p>
+            <w:pPr>
+              <w:rPr>
+                <w:lang w:val="en-US"/>
+              </w:rPr>
+            </w:pPr>
+            <w:r>
+              <w:t>2000</w:t>
+            </w:r>
+            <w:r>
+              <w:rPr>
+                <w:lang w:val="en-US"/>
+              </w:rPr>
+              <w:t>V</w:t>
+            </w:r>
+          </w:p>
+        </w:tc>
+        <w:tc>
+          <w:tcPr>
+            <w:tcW w:w="1168" w:type="dxa"/>
+          </w:tcPr>
+          <w:p>
+            <w:pPr>
+              <w:rPr>
+                <w:lang w:val="en-US"/>
+              </w:rPr>
+            </w:pPr>
+            <w:r>
+              <w:t xml:space="preserve">200 </w:t>
+            </w:r>
+            <w:r>
+              <w:rPr>
+                <w:lang w:val="en-US"/>
+              </w:rPr>
+              <w:t>V</w:t>
+            </w:r>
+            <w:r>
+              <w:t>/дел</w:t>
+            </w:r>
+          </w:p>
+        </w:tc>
+        <w:tc>
+          <w:tcPr>
+            <w:tcW w:w="1168" w:type="dxa"/>
+          </w:tcPr>
+          <w:p>
+            <w:pPr>
+              <w:rPr>
+                <w:lang w:val="en-US"/>
+              </w:rPr>
+            </w:pPr>
+            <w:r>
+              <w:t>0</w:t>
+            </w:r>
+          </w:p>
+        </w:tc>
+        <w:tc>
+          <w:tcPr>
+            <w:tcW w:w="1168" w:type="dxa"/>
+          </w:tcPr>
+          <w:p>
+            <w:pPr>
+              <w:rPr>
+                <w:lang w:val="en-US"/>
+              </w:rPr>
+            </w:pPr>
+            <w:r>
+              <w:t xml:space="preserve">11 </w:t>
+            </w:r>
+          </w:p>
+        </w:tc>
+        <w:tc>
+          <w:tcPr>
+            <w:tcW w:w="1168" w:type="dxa"/>
+          </w:tcPr>
+          <w:p>
+            <w:pPr>
+              <w:rPr>
+                <w:lang w:val="en-US"/>
+              </w:rPr>
+            </w:pPr>
+            <w:r>
+              <w:t>100</w:t>
+            </w:r>
+          </w:p>
+        </w:tc>
+        <w:tc>
+          <w:tcPr>
+            <w:tcW w:w="1168" w:type="dxa"/>
+          </w:tcPr>
+          <w:p>
+            <w:pPr>
+              <w:rPr>
+                <w:lang w:val="en-US"/>
+              </w:rPr>
+            </w:pPr>
+            <w:r>
+              <w:t>1280</w:t>
+            </w:r>
+            <w:r>
+              <w:rPr>
+                <w:lang w:val="en-US"/>
+              </w:rPr>
+              <w:t xml:space="preserve"> </w:t>
+            </w:r>
+          </w:p>
+        </w:tc>
+        <w:tc>
+          <w:tcPr>
+            <w:tcW w:w="1169" w:type="dxa"/>
+          </w:tcPr>
+          <w:p>
+            <w:pPr>
+              <w:rPr>
+                <w:lang w:val="en-US"/>
+              </w:rPr>
+            </w:pPr>
+            <w:r>
+              <w:t xml:space="preserve">:250, :1,25, </w:t>
+            </w:r>
+            <w:r>
+              <w:rPr>
+                <w:lang w:val="en-US"/>
+              </w:rPr>
+              <w:t>x</w:t>
+            </w:r>
+            <w:r>
+              <w:t>1, :3,2</w:t>
+            </w:r>
+          </w:p>
+        </w:tc>
+      </w:tr>
+      <w:tr>
+        <w:tc>
+          <w:tcPr>
+            <w:tcW w:w="1168" w:type="dxa"/>
+          </w:tcPr>
+          <w:p>
+            <w:pPr>
+              <w:rPr>
+                <w:lang w:val="en-US"/>
+              </w:rPr>
+            </w:pPr>
+            <w:r>
+              <w:t>3</w:t>
+            </w:r>
+          </w:p>
+        </w:tc>
+        <w:tc>
+          <w:tcPr>
+            <w:tcW w:w="1168" w:type="dxa"/>
+          </w:tcPr>
+          <w:p>
+            <w:pPr>
+              <w:rPr>
+                <w:lang w:val="en-US"/>
+              </w:rPr>
+            </w:pPr>
+            <w:r>
+              <w:t>1000</w:t>
+            </w:r>
+            <w:r>
+              <w:rPr>
+                <w:lang w:val="en-US"/>
+              </w:rPr>
+              <w:t>V</w:t>
+            </w:r>
+          </w:p>
+        </w:tc>
+        <w:tc>
+          <w:tcPr>
+            <w:tcW w:w="1168" w:type="dxa"/>
+          </w:tcPr>
+          <w:p>
+            <w:pPr>
+              <w:rPr>
+                <w:lang w:val="en-US"/>
+              </w:rPr>
+            </w:pPr>
+            <w:r>
+              <w:t xml:space="preserve">100 </w:t>
+            </w:r>
+            <w:r>
+              <w:rPr>
+                <w:lang w:val="en-US"/>
+              </w:rPr>
+              <w:t>V/</w:t>
+            </w:r>
+            <w:r>
+              <w:t>дел</w:t>
+            </w:r>
+          </w:p>
+        </w:tc>
+        <w:tc>
+          <w:tcPr>
+            <w:tcW w:w="1168" w:type="dxa"/>
+          </w:tcPr>
+          <w:p>
+            <w:pPr>
+              <w:rPr>
+                <w:lang w:val="en-US"/>
+              </w:rPr>
+            </w:pPr>
+            <w:r>
+              <w:t>0</w:t>
+            </w:r>
+          </w:p>
+        </w:tc>
+        <w:tc>
+          <w:tcPr>
+            <w:tcW w:w="1168" w:type="dxa"/>
+          </w:tcPr>
+          <w:p>
+            <w:pPr>
+              <w:rPr>
+                <w:lang w:val="en-US"/>
+              </w:rPr>
+            </w:pPr>
+            <w:r>
+              <w:t>01</w:t>
+            </w:r>
+          </w:p>
+        </w:tc>
+        <w:tc>
+          <w:tcPr>
+            <w:tcW w:w="1168" w:type="dxa"/>
+          </w:tcPr>
+          <w:p>
+            <w:pPr>
+              <w:rPr>
+                <w:lang w:val="en-US"/>
+              </w:rPr>
+            </w:pPr>
+            <w:r>
+              <w:t>100</w:t>
+            </w:r>
+          </w:p>
+        </w:tc>
+        <w:tc>
+          <w:tcPr>
+            <w:tcW w:w="1168" w:type="dxa"/>
+          </w:tcPr>
+          <w:p>
+            <w:pPr>
+              <w:rPr>
+                <w:lang w:val="en-US"/>
+              </w:rPr>
+            </w:pPr>
+            <w:r>
+              <w:t>2048</w:t>
+            </w:r>
+          </w:p>
+        </w:tc>
+        <w:tc>
+          <w:tcPr>
+            <w:tcW w:w="1169" w:type="dxa"/>
+          </w:tcPr>
+          <w:p>
+            <w:pPr>
+              <w:rPr>
+                <w:lang w:val="en-US"/>
+              </w:rPr>
+            </w:pPr>
+            <w:r>
+              <w:rPr>
+                <w:lang w:val="en-US"/>
+              </w:rPr>
+              <w:t>:250, :1, x1, :2</w:t>
+            </w:r>
+          </w:p>
+        </w:tc>
+      </w:tr>
+      <w:tr>
+        <w:tc>
+          <w:tcPr>
+            <w:tcW w:w="1168" w:type="dxa"/>
+          </w:tcPr>
+          <w:p>
+            <w:pPr>
+              <w:rPr>
+                <w:lang w:val="en-US"/>
+              </w:rPr>
+            </w:pPr>
+            <w:r>
+              <w:t>4</w:t>
+            </w:r>
+          </w:p>
+        </w:tc>
+        <w:tc>
+          <w:tcPr>
+            <w:tcW w:w="1168" w:type="dxa"/>
+          </w:tcPr>
+          <w:p>
+            <w:pPr>
+              <w:rPr>
+                <w:lang w:val="en-US"/>
+              </w:rPr>
+            </w:pPr>
+            <w:r>
+              <w:rPr>
+                <w:lang w:val="en-US"/>
+              </w:rPr>
+              <w:t>500V</w:t>
+            </w:r>
+          </w:p>
+        </w:tc>
+        <w:tc>
+          <w:tcPr>
+            <w:tcW w:w="1168" w:type="dxa"/>
+          </w:tcPr>
+          <w:p>
+            <w:pPr>
+              <w:rPr>
+                <w:lang w:val="en-US"/>
+              </w:rPr>
+            </w:pPr>
+            <w:r>
+              <w:rPr>
+                <w:lang w:val="en-US"/>
+              </w:rPr>
+              <w:t>50 V/</w:t>
+            </w:r>
+            <w:r>
+              <w:t>дел</w:t>
+            </w:r>
+          </w:p>
+        </w:tc>
+        <w:tc>
+          <w:tcPr>
+            <w:tcW w:w="1168" w:type="dxa"/>
+          </w:tcPr>
+          <w:p>
+            <w:pPr>
+              <w:rPr>
+                <w:lang w:val="en-US"/>
+              </w:rPr>
+            </w:pPr>
+            <w:r>
+              <w:t>0</w:t>
+            </w:r>
+          </w:p>
+        </w:tc>
+        <w:tc>
+          <w:tcPr>
+            <w:tcW w:w="1168" w:type="dxa"/>
+          </w:tcPr>
+          <w:p>
+            <w:pPr>
+              <w:rPr>
+                <w:lang w:val="en-US"/>
+              </w:rPr>
+            </w:pPr>
+            <w:r>
+              <w:t>01</w:t>
+            </w:r>
+          </w:p>
+        </w:tc>
+        <w:tc>
+          <w:tcPr>
+            <w:tcW w:w="1168" w:type="dxa"/>
+          </w:tcPr>
+          <w:p>
+            <w:pPr>
+              <w:rPr>
+                <w:lang w:val="en-US"/>
+              </w:rPr>
+            </w:pPr>
+            <w:r>
+              <w:t>100</w:t>
+            </w:r>
+          </w:p>
+        </w:tc>
+        <w:tc>
+          <w:tcPr>
+            <w:tcW w:w="1168" w:type="dxa"/>
+          </w:tcPr>
+          <w:p>
+            <w:pPr>
+              <w:rPr>
+                <w:lang w:val="en-US"/>
+              </w:rPr>
+            </w:pPr>
+            <w:r>
+              <w:t>4095</w:t>
+            </w:r>
+          </w:p>
+        </w:tc>
+        <w:tc>
+          <w:tcPr>
+            <w:tcW w:w="1169" w:type="dxa"/>
+          </w:tcPr>
+          <w:p>
+            <w:pPr>
+              <w:rPr>
+                <w:lang w:val="en-US"/>
+              </w:rPr>
+            </w:pPr>
+            <w:r>
+              <w:rPr>
+                <w:lang w:val="en-US"/>
+              </w:rPr>
+              <w:t>:250, :1, x1, :1</w:t>
+            </w:r>
+          </w:p>
+        </w:tc>
+      </w:tr>
+      <w:tr>
+        <w:tc>
+          <w:tcPr>
+            <w:tcW w:w="1168" w:type="dxa"/>
+          </w:tcPr>
+          <w:p>
+            <w:pPr>
+              <w:rPr>
+                <w:lang w:val="en-US"/>
+              </w:rPr>
+            </w:pPr>
+            <w:r>
+              <w:t>5</w:t>
+            </w:r>
+          </w:p>
+        </w:tc>
+        <w:tc>
+          <w:tcPr>
+            <w:tcW w:w="1168" w:type="dxa"/>
+          </w:tcPr>
+          <w:p>
+            <w:pPr>
+              <w:rPr>
+                <w:lang w:val="en-US"/>
+              </w:rPr>
+            </w:pPr>
+            <w:r>
+              <w:rPr>
+                <w:lang w:val="en-US"/>
+              </w:rPr>
+              <w:t>200V</w:t>
+            </w:r>
+          </w:p>
+        </w:tc>
+        <w:tc>
+          <w:tcPr>
+            <w:tcW w:w="1168" w:type="dxa"/>
+          </w:tcPr>
+          <w:p>
+            <w:pPr>
+              <w:rPr>
+                <w:lang w:val="en-US"/>
+              </w:rPr>
+            </w:pPr>
+            <w:r>
+              <w:rPr>
+                <w:lang w:val="en-US"/>
+              </w:rPr>
+              <w:t>20 V/</w:t>
+            </w:r>
+            <w:r>
+              <w:t>дел</w:t>
+            </w:r>
+          </w:p>
+        </w:tc>
+        <w:tc>
+          <w:tcPr>
+            <w:tcW w:w="1168" w:type="dxa"/>
+          </w:tcPr>
+          <w:p>
+            <w:pPr>
+              <w:rPr>
+                <w:lang w:val="en-US"/>
+              </w:rPr>
+            </w:pPr>
+            <w:r>
+              <w:t>0</w:t>
+            </w:r>
+          </w:p>
+        </w:tc>
+        <w:tc>
+          <w:tcPr>
+            <w:tcW w:w="1168" w:type="dxa"/>
+          </w:tcPr>
+          <w:p>
+            <w:pPr>
+              <w:rPr>
+                <w:lang w:val="en-US"/>
+              </w:rPr>
+            </w:pPr>
+            <w:r>
+              <w:t>01</w:t>
+            </w:r>
+          </w:p>
+        </w:tc>
+        <w:tc>
+          <w:tcPr>
+            <w:tcW w:w="1168" w:type="dxa"/>
+          </w:tcPr>
+          <w:p>
+            <w:pPr>
+              <w:rPr>
+                <w:lang w:val="en-US"/>
+              </w:rPr>
+            </w:pPr>
+            <w:r>
+              <w:t>010</w:t>
+            </w:r>
+          </w:p>
+        </w:tc>
+        <w:tc>
+          <w:tcPr>
+            <w:tcW w:w="1168" w:type="dxa"/>
+          </w:tcPr>
+          <w:p>
+            <w:pPr>
+              <w:rPr>
+                <w:lang w:val="en-US"/>
+              </w:rPr>
+            </w:pPr>
+            <w:r>
+              <w:t>2048</w:t>
+            </w:r>
+          </w:p>
+        </w:tc>
+        <w:tc>
+          <w:tcPr>
+            <w:tcW w:w="1169" w:type="dxa"/>
+          </w:tcPr>
+          <w:p>
+            <w:pPr>
+              <w:rPr>
+                <w:lang w:val="en-US"/>
+              </w:rPr>
+            </w:pPr>
+            <w:r>
+              <w:rPr>
+                <w:lang w:val="en-US"/>
+              </w:rPr>
+              <w:t>:250, :1, x5, :2</w:t>
+            </w:r>
+          </w:p>
+        </w:tc>
+      </w:tr>
+      <w:tr>
+        <w:tc>
+          <w:tcPr>
+            <w:tcW w:w="1168" w:type="dxa"/>
+          </w:tcPr>
+          <w:p>
+            <w:pPr>
+              <w:rPr>
+                <w:lang w:val="en-US"/>
+              </w:rPr>
+            </w:pPr>
+            <w:r>
+              <w:t>6</w:t>
+            </w:r>
+          </w:p>
+        </w:tc>
+        <w:tc>
+          <w:tcPr>
+            <w:tcW w:w="1168" w:type="dxa"/>
+          </w:tcPr>
+          <w:p>
+            <w:pPr>
+              <w:rPr>
+                <w:lang w:val="en-US"/>
+              </w:rPr>
+            </w:pPr>
+            <w:r>
+              <w:rPr>
+                <w:lang w:val="en-US"/>
+              </w:rPr>
+              <w:t>100V</w:t>
+            </w:r>
+          </w:p>
+        </w:tc>
+        <w:tc>
+          <w:tcPr>
+            <w:tcW w:w="1168" w:type="dxa"/>
+          </w:tcPr>
+          <w:p>
+            <w:pPr>
+              <w:rPr>
+                <w:lang w:val="en-US"/>
+              </w:rPr>
+            </w:pPr>
+            <w:r>
+              <w:rPr>
+                <w:lang w:val="en-US"/>
+              </w:rPr>
+              <w:t>10 V/</w:t>
+            </w:r>
+            <w:r>
+              <w:t>дел</w:t>
+            </w:r>
+          </w:p>
+        </w:tc>
+        <w:tc>
+          <w:tcPr>
+            <w:tcW w:w="1168" w:type="dxa"/>
+          </w:tcPr>
+          <w:p>
+            <w:pPr>
+              <w:rPr>
+                <w:lang w:val="en-US"/>
+              </w:rPr>
+            </w:pPr>
+            <w:r>
+              <w:t>0</w:t>
+            </w:r>
+          </w:p>
+        </w:tc>
+        <w:tc>
+          <w:tcPr>
+            <w:tcW w:w="1168" w:type="dxa"/>
+          </w:tcPr>
+          <w:p>
+            <w:pPr>
+              <w:rPr>
+                <w:lang w:val="en-US"/>
+              </w:rPr>
+            </w:pPr>
+            <w:r>
+              <w:t>01</w:t>
+            </w:r>
+          </w:p>
+        </w:tc>
+        <w:tc>
+          <w:tcPr>
+            <w:tcW w:w="1168" w:type="dxa"/>
+          </w:tcPr>
+          <w:p>
+            <w:pPr>
+              <w:rPr>
+                <w:lang w:val="en-US"/>
+              </w:rPr>
+            </w:pPr>
+            <w:r>
+              <w:t>010</w:t>
+            </w:r>
+          </w:p>
+        </w:tc>
+        <w:tc>
+          <w:tcPr>
+            <w:tcW w:w="1168" w:type="dxa"/>
+          </w:tcPr>
+          <w:p>
+            <w:pPr>
+              <w:rPr>
+                <w:lang w:val="en-US"/>
+              </w:rPr>
+            </w:pPr>
+            <w:r>
+              <w:t>4095</w:t>
+            </w:r>
+          </w:p>
+        </w:tc>
+        <w:tc>
+          <w:tcPr>
+            <w:tcW w:w="1169" w:type="dxa"/>
+          </w:tcPr>
+          <w:p>
+            <w:pPr>
+              <w:rPr>
+                <w:lang w:val="en-US"/>
+              </w:rPr>
+            </w:pPr>
+            <w:r>
+              <w:rPr>
+                <w:lang w:val="en-US"/>
+              </w:rPr>
+              <w:t>:250, :1, x</w:t>
+            </w:r>
+            <w:r>
+              <w:t>5</w:t>
+            </w:r>
+            <w:r>
+              <w:rPr>
+                <w:lang w:val="en-US"/>
+              </w:rPr>
+              <w:t>, :</w:t>
+            </w:r>
+            <w:r>
+              <w:t>1</w:t>
+            </w:r>
+          </w:p>
+        </w:tc>
+      </w:tr>
+      <w:tr>
+        <w:tc>
+          <w:tcPr>
+            <w:tcW w:w="1168" w:type="dxa"/>
+          </w:tcPr>
+          <w:p>
+            <w:pPr>
+              <w:rPr>
+                <w:lang w:val="en-US"/>
+              </w:rPr>
+            </w:pPr>
+            <w:r>
+              <w:t>7</w:t>
+            </w:r>
+          </w:p>
+        </w:tc>
+        <w:tc>
+          <w:tcPr>
+            <w:tcW w:w="1168" w:type="dxa"/>
+          </w:tcPr>
+          <w:p>
+            <w:pPr>
+              <w:rPr>
+                <w:lang w:val="en-US"/>
+              </w:rPr>
+            </w:pPr>
+            <w:r>
+              <w:rPr>
+                <w:lang w:val="en-US"/>
+              </w:rPr>
+              <w:t>50V</w:t>
+            </w:r>
+          </w:p>
+        </w:tc>
+        <w:tc>
+          <w:tcPr>
+            <w:tcW w:w="1168" w:type="dxa"/>
+          </w:tcPr>
+          <w:p>
+            <w:pPr>
+              <w:rPr>
+                <w:lang w:val="en-US"/>
+              </w:rPr>
+            </w:pPr>
+            <w:r>
+              <w:rPr>
+                <w:lang w:val="en-US"/>
+              </w:rPr>
+              <w:t>5 V/</w:t>
+            </w:r>
+            <w:r>
+              <w:t>дел</w:t>
+            </w:r>
+          </w:p>
+        </w:tc>
+        <w:tc>
+          <w:tcPr>
+            <w:tcW w:w="1168" w:type="dxa"/>
+          </w:tcPr>
+          <w:p>
+            <w:pPr>
+              <w:rPr>
+                <w:lang w:val="en-US"/>
+              </w:rPr>
+            </w:pPr>
+            <w:r>
+              <w:t>1</w:t>
+            </w:r>
+          </w:p>
+        </w:tc>
+        <w:tc>
+          <w:tcPr>
+            <w:tcW w:w="1168" w:type="dxa"/>
+          </w:tcPr>
+          <w:p>
+            <w:pPr>
+              <w:rPr>
+                <w:lang w:val="en-US"/>
+              </w:rPr>
+            </w:pPr>
+            <w:r>
+              <w:t xml:space="preserve">00 </w:t>
+            </w:r>
+          </w:p>
+        </w:tc>
+        <w:tc>
+          <w:tcPr>
+            <w:tcW w:w="1168" w:type="dxa"/>
+          </w:tcPr>
+          <w:p>
+            <w:pPr>
+              <w:rPr>
+                <w:lang w:val="en-US"/>
+              </w:rPr>
+            </w:pPr>
+            <w:r>
+              <w:t>100</w:t>
+            </w:r>
+          </w:p>
+        </w:tc>
+        <w:tc>
+          <w:tcPr>
+            <w:tcW w:w="1168" w:type="dxa"/>
+          </w:tcPr>
+          <w:p>
+            <w:pPr>
+              <w:rPr>
+                <w:lang w:val="en-US"/>
+              </w:rPr>
+            </w:pPr>
+            <w:r>
+              <w:rPr>
+                <w:lang w:val="en-US"/>
+              </w:rPr>
+              <w:t xml:space="preserve">1638 </w:t>
+            </w:r>
+          </w:p>
+        </w:tc>
+        <w:tc>
+          <w:tcPr>
+            <w:tcW w:w="1169" w:type="dxa"/>
+          </w:tcPr>
+          <w:p>
+            <w:pPr>
+              <w:rPr>
+                <w:lang w:val="en-US"/>
+              </w:rPr>
+            </w:pPr>
+            <w:r>
+              <w:rPr>
+                <w:lang w:val="en-US"/>
+              </w:rPr>
+              <w:t>:5, :</w:t>
+            </w:r>
+            <w:r>
+              <w:t>2</w:t>
+            </w:r>
+            <w:r>
+              <w:rPr>
+                <w:lang w:val="en-US"/>
+              </w:rPr>
+              <w:t>, x1, :</w:t>
+            </w:r>
+            <w:r>
+              <w:t>2,5</w:t>
+            </w:r>
+          </w:p>
+        </w:tc>
+      </w:tr>
+      <w:tr>
+        <w:tc>
+          <w:tcPr>
+            <w:tcW w:w="1168" w:type="dxa"/>
+          </w:tcPr>
+          <w:p>
+            <w:pPr>
+              <w:rPr>
+                <w:lang w:val="en-US"/>
+              </w:rPr>
+            </w:pPr>
+            <w:r>
+              <w:t>8</w:t>
+            </w:r>
+          </w:p>
+        </w:tc>
+        <w:tc>
+          <w:tcPr>
+            <w:tcW w:w="1168" w:type="dxa"/>
+          </w:tcPr>
+          <w:p>
+            <w:pPr>
+              <w:rPr>
+                <w:lang w:val="en-US"/>
+              </w:rPr>
+            </w:pPr>
+            <w:r>
+              <w:rPr>
+                <w:lang w:val="en-US"/>
+              </w:rPr>
+              <w:t>20V</w:t>
+            </w:r>
+          </w:p>
+        </w:tc>
+        <w:tc>
+          <w:tcPr>
+            <w:tcW w:w="1168" w:type="dxa"/>
+          </w:tcPr>
+          <w:p>
+            <w:pPr>
+              <w:rPr>
+                <w:lang w:val="en-US"/>
+              </w:rPr>
+            </w:pPr>
+            <w:r>
+              <w:rPr>
+                <w:lang w:val="en-US"/>
+              </w:rPr>
+              <w:t>2 V/</w:t>
+            </w:r>
+            <w:r>
+              <w:t>дел</w:t>
+            </w:r>
+          </w:p>
+        </w:tc>
+        <w:tc>
+          <w:tcPr>
+            <w:tcW w:w="1168" w:type="dxa"/>
+          </w:tcPr>
+          <w:p>
+            <w:pPr>
+              <w:rPr>
+                <w:lang w:val="en-US"/>
+              </w:rPr>
+            </w:pPr>
+            <w:r>
+              <w:t>1</w:t>
+            </w:r>
+          </w:p>
+        </w:tc>
+        <w:tc>
+          <w:tcPr>
+            <w:tcW w:w="1168" w:type="dxa"/>
+          </w:tcPr>
+          <w:p>
+            <w:pPr>
+              <w:rPr>
+                <w:lang w:val="en-US"/>
+              </w:rPr>
+            </w:pPr>
+            <w:r>
+              <w:t>01</w:t>
+            </w:r>
+          </w:p>
+        </w:tc>
+        <w:tc>
+          <w:tcPr>
+            <w:tcW w:w="1168" w:type="dxa"/>
+          </w:tcPr>
+          <w:p>
+            <w:pPr>
+              <w:rPr>
+                <w:lang w:val="en-US"/>
+              </w:rPr>
+            </w:pPr>
+            <w:r>
+              <w:t>100</w:t>
+            </w:r>
+          </w:p>
+        </w:tc>
+        <w:tc>
+          <w:tcPr>
+            <w:tcW w:w="1168" w:type="dxa"/>
+          </w:tcPr>
+          <w:p>
+            <w:pPr>
+              <w:rPr>
+                <w:lang w:val="en-US"/>
+              </w:rPr>
+            </w:pPr>
+            <w:r>
+              <w:t>2048</w:t>
+            </w:r>
+          </w:p>
+        </w:tc>
+        <w:tc>
+          <w:tcPr>
+            <w:tcW w:w="1169" w:type="dxa"/>
+          </w:tcPr>
+          <w:p>
+            <w:pPr>
+              <w:rPr>
+                <w:lang w:val="en-US"/>
+              </w:rPr>
+            </w:pPr>
+            <w:r>
+              <w:rPr>
+                <w:lang w:val="en-US"/>
+              </w:rPr>
+              <w:t>:5, :1, x1, :2</w:t>
+            </w:r>
+          </w:p>
+        </w:tc>
+      </w:tr>
+      <w:tr>
+        <w:tc>
+          <w:tcPr>
+            <w:tcW w:w="1168" w:type="dxa"/>
+          </w:tcPr>
+          <w:p>
+            <w:pPr>
+              <w:rPr>
+                <w:lang w:val="en-US"/>
+              </w:rPr>
+            </w:pPr>
+            <w:r>
+              <w:t>9</w:t>
+            </w:r>
+          </w:p>
+        </w:tc>
+        <w:tc>
+          <w:tcPr>
+            <w:tcW w:w="1168" w:type="dxa"/>
+          </w:tcPr>
+          <w:p>
+            <w:pPr>
+              <w:rPr>
+                <w:lang w:val="en-US"/>
+              </w:rPr>
+            </w:pPr>
+            <w:r>
+              <w:rPr>
+                <w:lang w:val="en-US"/>
+              </w:rPr>
+              <w:t>10V</w:t>
+            </w:r>
+          </w:p>
+        </w:tc>
+        <w:tc>
+          <w:tcPr>
+            <w:tcW w:w="1168" w:type="dxa"/>
+          </w:tcPr>
+          <w:p>
+            <w:pPr>
+              <w:rPr>
+                <w:lang w:val="en-US"/>
+              </w:rPr>
+            </w:pPr>
+            <w:r>
+              <w:rPr>
+                <w:lang w:val="en-US"/>
+              </w:rPr>
+              <w:t>1 V/</w:t>
+            </w:r>
+            <w:r>
+              <w:t>дел</w:t>
+            </w:r>
+          </w:p>
+        </w:tc>
+        <w:tc>
+          <w:tcPr>
+            <w:tcW w:w="1168" w:type="dxa"/>
+          </w:tcPr>
+          <w:p>
+            <w:pPr>
+              <w:rPr>
+                <w:lang w:val="en-US"/>
+              </w:rPr>
+            </w:pPr>
+            <w:r>
+              <w:t>1</w:t>
+            </w:r>
+          </w:p>
+        </w:tc>
+        <w:tc>
+          <w:tcPr>
+            <w:tcW w:w="1168" w:type="dxa"/>
+          </w:tcPr>
+          <w:p>
+            <w:pPr>
+              <w:rPr>
+                <w:lang w:val="en-US"/>
+              </w:rPr>
+            </w:pPr>
+            <w:r>
+              <w:t>01</w:t>
+            </w:r>
+          </w:p>
+        </w:tc>
+        <w:tc>
+          <w:tcPr>
+            <w:tcW w:w="1168" w:type="dxa"/>
+          </w:tcPr>
+          <w:p>
+            <w:pPr>
+              <w:rPr>
+                <w:lang w:val="en-US"/>
+              </w:rPr>
+            </w:pPr>
+            <w:r>
+              <w:t>100</w:t>
+            </w:r>
+          </w:p>
+        </w:tc>
+        <w:tc>
+          <w:tcPr>
+            <w:tcW w:w="1168" w:type="dxa"/>
+          </w:tcPr>
+          <w:p>
+            <w:pPr>
+              <w:rPr>
+                <w:lang w:val="en-US"/>
+              </w:rPr>
+            </w:pPr>
+            <w:r>
+              <w:t>4095</w:t>
+            </w:r>
+          </w:p>
+        </w:tc>
+        <w:tc>
+          <w:tcPr>
+            <w:tcW w:w="1169" w:type="dxa"/>
+          </w:tcPr>
+          <w:p>
+            <w:pPr>
+              <w:rPr>
+                <w:lang w:val="en-US"/>
+              </w:rPr>
+            </w:pPr>
+            <w:r>
+              <w:rPr>
+                <w:lang w:val="en-US"/>
+              </w:rPr>
+              <w:t>:5, :1, x1, :1</w:t>
+            </w:r>
+          </w:p>
+        </w:tc>
+      </w:tr>
+      <w:tr>
+        <w:tc>
+          <w:tcPr>
+            <w:tcW w:w="1168" w:type="dxa"/>
+          </w:tcPr>
+          <w:p>
+            <w:pPr>
+              <w:rPr>
+                <w:lang w:val="en-US"/>
+              </w:rPr>
+            </w:pPr>
+            <w:r>
+              <w:t>10</w:t>
+            </w:r>
+          </w:p>
+        </w:tc>
+        <w:tc>
+          <w:tcPr>
+            <w:tcW w:w="1168" w:type="dxa"/>
+          </w:tcPr>
+          <w:p>
+            <w:pPr>
+              <w:rPr>
+                <w:lang w:val="en-US"/>
+              </w:rPr>
+            </w:pPr>
+            <w:r>
+              <w:rPr>
+                <w:lang w:val="en-US"/>
+              </w:rPr>
+              <w:t>5V</w:t>
+            </w:r>
+          </w:p>
+        </w:tc>
+        <w:tc>
+          <w:tcPr>
+            <w:tcW w:w="1168" w:type="dxa"/>
+          </w:tcPr>
+          <w:p>
+            <w:pPr>
+              <w:rPr>
+                <w:lang w:val="en-US"/>
+              </w:rPr>
+            </w:pPr>
+            <w:r>
+              <w:rPr>
+                <w:lang w:val="en-US"/>
+              </w:rPr>
+              <w:t>0,5 V/</w:t>
+            </w:r>
+            <w:r>
+              <w:t>дел</w:t>
+            </w:r>
+          </w:p>
+        </w:tc>
+        <w:tc>
+          <w:tcPr>
+            <w:tcW w:w="1168" w:type="dxa"/>
+          </w:tcPr>
+          <w:p>
+            <w:pPr>
+              <w:rPr>
+                <w:lang w:val="en-US"/>
+              </w:rPr>
+            </w:pPr>
+            <w:r>
+              <w:t>1</w:t>
+            </w:r>
+          </w:p>
+        </w:tc>
+        <w:tc>
+          <w:tcPr>
+            <w:tcW w:w="1168" w:type="dxa"/>
+          </w:tcPr>
+          <w:p>
+            <w:pPr>
+              <w:rPr>
+                <w:lang w:val="en-US"/>
+              </w:rPr>
+            </w:pPr>
+            <w:r>
+              <w:t>11</w:t>
+            </w:r>
+          </w:p>
+        </w:tc>
+        <w:tc>
+          <w:tcPr>
+            <w:tcW w:w="1168" w:type="dxa"/>
+          </w:tcPr>
+          <w:p>
+            <w:pPr>
+              <w:rPr>
+                <w:lang w:val="en-US"/>
+              </w:rPr>
+            </w:pPr>
+            <w:r>
+              <w:t>010</w:t>
+            </w:r>
+          </w:p>
+        </w:tc>
+        <w:tc>
+          <w:tcPr>
+            <w:tcW w:w="1168" w:type="dxa"/>
+          </w:tcPr>
+          <w:p>
+            <w:pPr>
+              <w:rPr>
+                <w:lang w:val="en-US"/>
+              </w:rPr>
+            </w:pPr>
+            <w:r>
+              <w:t>2048</w:t>
+            </w:r>
+          </w:p>
+        </w:tc>
+        <w:tc>
+          <w:tcPr>
+            <w:tcW w:w="1169" w:type="dxa"/>
+          </w:tcPr>
+          <w:p>
+            <w:pPr>
+              <w:rPr>
+                <w:lang w:val="en-US"/>
+              </w:rPr>
+            </w:pPr>
+            <w:r>
+              <w:rPr>
+                <w:lang w:val="en-US"/>
+              </w:rPr>
+              <w:t>:5, :1,25, x5, :2</w:t>
+            </w:r>
+          </w:p>
+        </w:tc>
+      </w:tr>
+      <w:tr>
+        <w:tc>
+          <w:tcPr>
+            <w:tcW w:w="1168" w:type="dxa"/>
+          </w:tcPr>
+          <w:p>
+            <w:pPr>
+              <w:rPr>
+                <w:lang w:val="en-US"/>
+              </w:rPr>
+            </w:pPr>
+            <w:r>
+              <w:t>11</w:t>
+            </w:r>
+          </w:p>
+        </w:tc>
+        <w:tc>
+          <w:tcPr>
+            <w:tcW w:w="1168" w:type="dxa"/>
+          </w:tcPr>
+          <w:p>
+            <w:pPr>
+              <w:rPr>
+                <w:lang w:val="en-US"/>
+              </w:rPr>
+            </w:pPr>
+            <w:r>
+              <w:rPr>
+                <w:lang w:val="en-US"/>
+              </w:rPr>
+              <w:t>2V</w:t>
+            </w:r>
+          </w:p>
+        </w:tc>
+        <w:tc>
+          <w:tcPr>
+            <w:tcW w:w="1168" w:type="dxa"/>
+          </w:tcPr>
+          <w:p>
+            <w:pPr>
+              <w:rPr>
+                <w:lang w:val="en-US"/>
+              </w:rPr>
+            </w:pPr>
+            <w:r>
+              <w:rPr>
+                <w:lang w:val="en-US"/>
+              </w:rPr>
+              <w:t>0,2 V/</w:t>
+            </w:r>
+            <w:r>
+              <w:t>дел</w:t>
+            </w:r>
+          </w:p>
+        </w:tc>
+        <w:tc>
+          <w:tcPr>
+            <w:tcW w:w="1168" w:type="dxa"/>
+          </w:tcPr>
+          <w:p>
+            <w:pPr>
+              <w:rPr>
+                <w:lang w:val="en-US"/>
+              </w:rPr>
+            </w:pPr>
+            <w:r>
+              <w:t>1</w:t>
+            </w:r>
+          </w:p>
+        </w:tc>
+        <w:tc>
+          <w:tcPr>
+            <w:tcW w:w="1168" w:type="dxa"/>
+          </w:tcPr>
+          <w:p>
+            <w:pPr>
+              <w:rPr>
+                <w:lang w:val="en-US"/>
+              </w:rPr>
+            </w:pPr>
+            <w:r>
+              <w:t>01</w:t>
+            </w:r>
+          </w:p>
+        </w:tc>
+        <w:tc>
+          <w:tcPr>
+            <w:tcW w:w="1168" w:type="dxa"/>
+          </w:tcPr>
+          <w:p>
+            <w:pPr>
+              <w:rPr>
+                <w:lang w:val="en-US"/>
+              </w:rPr>
+            </w:pPr>
+            <w:r>
+              <w:t>010</w:t>
+            </w:r>
+          </w:p>
+        </w:tc>
+        <w:tc>
+          <w:tcPr>
+            <w:tcW w:w="1168" w:type="dxa"/>
+          </w:tcPr>
+          <w:p>
+            <w:pPr>
+              <w:rPr>
+                <w:lang w:val="en-US"/>
+              </w:rPr>
+            </w:pPr>
+            <w:r>
+              <w:t>4095</w:t>
+            </w:r>
+          </w:p>
+        </w:tc>
+        <w:tc>
+          <w:tcPr>
+            <w:tcW w:w="1169" w:type="dxa"/>
+          </w:tcPr>
+          <w:p>
+            <w:pPr>
+              <w:rPr>
+                <w:lang w:val="en-US"/>
+              </w:rPr>
+            </w:pPr>
+            <w:r>
+              <w:rPr>
+                <w:lang w:val="en-US"/>
+              </w:rPr>
+              <w:t>:5, :1, x5, :</w:t>
+            </w:r>
+            <w:r>
+              <w:t>1</w:t>
+            </w:r>
+          </w:p>
+        </w:tc>
+      </w:tr>
+      <w:tr>
+        <w:tc>
+          <w:tcPr>
+            <w:tcW w:w="1168" w:type="dxa"/>
+          </w:tcPr>
+          <w:p>
+            <w:pPr>
+              <w:rPr>
+                <w:lang w:val="en-US"/>
+              </w:rPr>
+            </w:pPr>
+            <w:r>
+              <w:t>12</w:t>
+            </w:r>
+          </w:p>
+        </w:tc>
+        <w:tc>
+          <w:tcPr>
+            <w:tcW w:w="1168" w:type="dxa"/>
+          </w:tcPr>
+          <w:p>
+            <w:pPr>
+              <w:rPr>
+                <w:lang w:val="en-US"/>
+              </w:rPr>
+            </w:pPr>
+            <w:r>
+              <w:rPr>
+                <w:lang w:val="en-US"/>
+              </w:rPr>
+              <w:t>1V</w:t>
+            </w:r>
+          </w:p>
+        </w:tc>
+        <w:tc>
+          <w:tcPr>
+            <w:tcW w:w="1168" w:type="dxa"/>
+          </w:tcPr>
+          <w:p>
+            <w:pPr>
+              <w:rPr>
+                <w:lang w:val="en-US"/>
+              </w:rPr>
+            </w:pPr>
+            <w:r>
+              <w:rPr>
+                <w:lang w:val="en-US"/>
+              </w:rPr>
+              <w:t>0,1 V/</w:t>
+            </w:r>
+            <w:r>
+              <w:t>дел</w:t>
+            </w:r>
+          </w:p>
+        </w:tc>
+        <w:tc>
+          <w:tcPr>
+            <w:tcW w:w="1168" w:type="dxa"/>
+          </w:tcPr>
+          <w:p>
+            <w:pPr>
+              <w:rPr>
+                <w:lang w:val="en-US"/>
+              </w:rPr>
+            </w:pPr>
+            <w:r>
+              <w:t>1</w:t>
+            </w:r>
+          </w:p>
+        </w:tc>
+        <w:tc>
+          <w:tcPr>
+            <w:tcW w:w="1168" w:type="dxa"/>
+          </w:tcPr>
+          <w:p>
+            <w:pPr>
+              <w:rPr>
+                <w:lang w:val="en-US"/>
+              </w:rPr>
+            </w:pPr>
+            <w:r>
+              <w:t>01</w:t>
+            </w:r>
+          </w:p>
+        </w:tc>
+        <w:tc>
+          <w:tcPr>
+            <w:tcW w:w="1168" w:type="dxa"/>
+          </w:tcPr>
+          <w:p>
+            <w:pPr>
+              <w:rPr>
+                <w:lang w:val="en-US"/>
+              </w:rPr>
+            </w:pPr>
+            <w:r>
+              <w:t>001</w:t>
+            </w:r>
+          </w:p>
+        </w:tc>
+        <w:tc>
+          <w:tcPr>
+            <w:tcW w:w="1168" w:type="dxa"/>
+          </w:tcPr>
+          <w:p>
+            <w:pPr>
+              <w:rPr>
+                <w:lang w:val="en-US"/>
+              </w:rPr>
+            </w:pPr>
+            <w:r>
+              <w:t>2048</w:t>
+            </w:r>
+          </w:p>
+        </w:tc>
+        <w:tc>
+          <w:tcPr>
+            <w:tcW w:w="1169" w:type="dxa"/>
+          </w:tcPr>
+          <w:p>
+            <w:pPr>
+              <w:rPr>
+                <w:lang w:val="en-US"/>
+              </w:rPr>
+            </w:pPr>
+            <w:r>
+              <w:rPr>
+                <w:lang w:val="en-US"/>
+              </w:rPr>
+              <w:t>:5, :1, x20, :2</w:t>
+            </w:r>
+          </w:p>
+        </w:tc>
+      </w:tr>
+      <w:tr>
+        <w:tc>
+          <w:tcPr>
+            <w:tcW w:w="1168" w:type="dxa"/>
+          </w:tcPr>
+          <w:p>
+            <w:pPr>
+              <w:rPr>
+                <w:lang w:val="en-US"/>
+              </w:rPr>
+            </w:pPr>
+            <w:r>
+              <w:t>13</w:t>
+            </w:r>
+          </w:p>
+        </w:tc>
+        <w:tc>
+          <w:tcPr>
+            <w:tcW w:w="1168" w:type="dxa"/>
+          </w:tcPr>
+          <w:p>
+            <w:pPr>
+              <w:rPr>
+                <w:lang w:val="en-US"/>
+              </w:rPr>
+            </w:pPr>
+            <w:r>
+              <w:rPr>
+                <w:lang w:val="en-US"/>
+              </w:rPr>
+              <w:t>0,5V</w:t>
+            </w:r>
+          </w:p>
+        </w:tc>
+        <w:tc>
+          <w:tcPr>
+            <w:tcW w:w="1168" w:type="dxa"/>
+          </w:tcPr>
+          <w:p>
+            <w:pPr>
+              <w:rPr>
+                <w:lang w:val="en-US"/>
+              </w:rPr>
+            </w:pPr>
+            <w:r>
+              <w:rPr>
+                <w:lang w:val="en-US"/>
+              </w:rPr>
+              <w:t>0,05 V/</w:t>
+            </w:r>
+            <w:r>
+              <w:t>дел</w:t>
+            </w:r>
+          </w:p>
+        </w:tc>
+        <w:tc>
+          <w:tcPr>
+            <w:tcW w:w="1168" w:type="dxa"/>
+          </w:tcPr>
+          <w:p>
+            <w:pPr>
+              <w:rPr>
+                <w:lang w:val="en-US"/>
+              </w:rPr>
+            </w:pPr>
+            <w:r>
+              <w:t>1</w:t>
+            </w:r>
+          </w:p>
+        </w:tc>
+        <w:tc>
+          <w:tcPr>
+            <w:tcW w:w="1168" w:type="dxa"/>
+          </w:tcPr>
+          <w:p>
+            <w:pPr>
+              <w:rPr>
+                <w:lang w:val="en-US"/>
+              </w:rPr>
+            </w:pPr>
+            <w:r>
+              <w:t>01</w:t>
+            </w:r>
+          </w:p>
+        </w:tc>
+        <w:tc>
+          <w:tcPr>
+            <w:tcW w:w="1168" w:type="dxa"/>
+          </w:tcPr>
+          <w:p>
+            <w:pPr>
+              <w:rPr>
+                <w:lang w:val="en-US"/>
+              </w:rPr>
+            </w:pPr>
+            <w:r>
+              <w:t>001</w:t>
+            </w:r>
+          </w:p>
+        </w:tc>
+        <w:tc>
+          <w:tcPr>
+            <w:tcW w:w="1168" w:type="dxa"/>
+          </w:tcPr>
+          <w:p>
+            <w:pPr>
+              <w:rPr>
+                <w:lang w:val="en-US"/>
+              </w:rPr>
+            </w:pPr>
+            <w:r>
+              <w:t>4095</w:t>
+            </w:r>
+          </w:p>
+        </w:tc>
+        <w:tc>
+          <w:tcPr>
+            <w:tcW w:w="1169" w:type="dxa"/>
+          </w:tcPr>
+          <w:p>
+            <w:pPr>
+              <w:rPr>
+                <w:lang w:val="en-US"/>
+              </w:rPr>
+            </w:pPr>
+            <w:r>
+              <w:rPr>
+                <w:lang w:val="en-US"/>
+              </w:rPr>
+              <w:t>:5, :1, x20, :1</w:t>
+            </w:r>
+          </w:p>
+        </w:tc>
+      </w:tr>
+    </w:tbl>
+    <w:p>
+      <w:pPr>
+        <w:pStyle w:val="a3"/>
+        <w:rPr>
+          <w:b/>
+          <w:bCs/>
+          <w:sz w:val="28"/>
+          <w:szCs w:val="28"/>
+        </w:rPr>
+      </w:pPr>
+    </w:p>
+    <w:p>
+      <w:pPr>
+        <w:pStyle w:val="a3"/>
+        <w:rPr>
+          <w:sz w:val="28"/>
+          <w:szCs w:val="28"/>
+        </w:rPr>
+      </w:pPr>
+      <w:r>
+        <w:rPr>
+          <w:sz w:val="28"/>
+          <w:szCs w:val="28"/>
+        </w:rPr>
+        <w:t>На диапазоне 5000 В максимально допустимое напряжение 3500 В!! (Шкала – 5 кВ)</w:t>
+      </w:r>
+      <w:r>
+        <w:rPr>
+          <w:sz w:val="28"/>
+          <w:szCs w:val="28"/>
+        </w:rPr>
+        <w:t xml:space="preserve">  </w:t>
+      </w:r>
+    </w:p>
+    <w:p>
+      <w:pPr>
+        <w:pStyle w:val="a3"/>
+        <w:rPr>
+          <w:sz w:val="28"/>
+          <w:szCs w:val="28"/>
+        </w:rPr>
+      </w:pPr>
+    </w:p>
+    <w:p>
+      <w:pPr>
+        <w:pStyle w:val="a3"/>
+        <w:rPr>
+          <w:sz w:val="28"/>
+          <w:szCs w:val="28"/>
+        </w:rPr>
+      </w:pPr>
+      <w:r>
+        <w:rPr>
+          <w:i/>
+          <w:iCs/>
+          <w:sz w:val="28"/>
+          <w:szCs w:val="28"/>
+        </w:rPr>
+        <w:t>Примечание</w:t>
+      </w:r>
+      <w:r>
+        <w:rPr>
+          <w:sz w:val="28"/>
+          <w:szCs w:val="28"/>
+        </w:rPr>
+        <w:t>:</w:t>
+      </w:r>
+    </w:p>
+    <w:p>
+      <w:pPr>
+        <w:pStyle w:val="a3"/>
+        <w:ind w:firstLine="720"/>
+        <w:rPr>
+          <w:sz w:val="28"/>
+          <w:szCs w:val="28"/>
+        </w:rPr>
+      </w:pPr>
+      <w:r>
+        <w:rPr>
+          <w:sz w:val="28"/>
+          <w:szCs w:val="28"/>
+        </w:rPr>
+        <w:t>Входной диапазон АЦП = 1,9 В (</w:t>
+      </w:r>
+      <w:r>
+        <w:rPr>
+          <w:sz w:val="28"/>
+          <w:szCs w:val="28"/>
+          <w:lang w:val="en-US"/>
+        </w:rPr>
+        <w:t>Uref</w:t>
+      </w:r>
+      <w:r>
+        <w:rPr>
+          <w:sz w:val="28"/>
+          <w:szCs w:val="28"/>
+        </w:rPr>
+        <w:t xml:space="preserve"> = 4,098). </w:t>
+      </w:r>
+    </w:p>
+    <w:p>
+      <w:pPr>
+        <w:pStyle w:val="a3"/>
+        <w:ind w:firstLine="720"/>
+        <w:rPr>
+          <w:sz w:val="28"/>
+          <w:szCs w:val="28"/>
+        </w:rPr>
+      </w:pPr>
+      <w:r>
+        <w:rPr>
+          <w:sz w:val="28"/>
+          <w:szCs w:val="28"/>
+        </w:rPr>
+        <w:t>При К</w:t>
+      </w:r>
+      <w:r>
+        <w:rPr>
+          <w:sz w:val="28"/>
+          <w:szCs w:val="28"/>
+          <w:vertAlign w:val="subscript"/>
+          <w:lang w:val="en-US"/>
+        </w:rPr>
+        <w:t>ADA</w:t>
+      </w:r>
+      <w:r>
+        <w:rPr>
+          <w:sz w:val="28"/>
+          <w:szCs w:val="28"/>
+        </w:rPr>
+        <w:t xml:space="preserve"> = 0,7 предельное значение измеряемого сигнала на входе </w:t>
+      </w:r>
+      <w:r>
+        <w:rPr>
+          <w:sz w:val="28"/>
+          <w:szCs w:val="28"/>
+          <w:lang w:val="en-US"/>
+        </w:rPr>
+        <w:t>ADA</w:t>
+      </w:r>
+      <w:r>
+        <w:rPr>
+          <w:sz w:val="28"/>
+          <w:szCs w:val="28"/>
+        </w:rPr>
+        <w:t xml:space="preserve"> составляет 2,7 В.</w:t>
+      </w:r>
+    </w:p>
+    <w:p>
+      <w:pPr>
+        <w:pStyle w:val="a3"/>
+        <w:ind w:firstLine="720"/>
+        <w:rPr>
+          <w:sz w:val="28"/>
+          <w:szCs w:val="28"/>
+        </w:rPr>
+      </w:pPr>
+      <w:r>
+        <w:rPr>
+          <w:sz w:val="28"/>
+          <w:szCs w:val="28"/>
+        </w:rPr>
+        <w:t xml:space="preserve">Запас </w:t>
+      </w:r>
+      <w:r>
+        <w:rPr>
+          <w:sz w:val="28"/>
+          <w:szCs w:val="28"/>
+        </w:rPr>
+        <w:t xml:space="preserve">на цифровую калибровку равен 27% (Диапазон входной сигнала </w:t>
+      </w:r>
+      <w:r>
+        <w:rPr>
+          <w:sz w:val="28"/>
+          <w:szCs w:val="28"/>
+          <w:lang w:val="en-US"/>
+        </w:rPr>
+        <w:t>ADA</w:t>
+      </w:r>
+      <w:r>
+        <w:rPr>
+          <w:sz w:val="28"/>
+          <w:szCs w:val="28"/>
+        </w:rPr>
+        <w:t xml:space="preserve"> 1,4 В, по отношению к диапазону АЦП 1,9 В, составляет 1,4/1,9×100% = 73%)</w:t>
+      </w:r>
+    </w:p>
+    <w:p>
+      <w:pPr>
+        <w:pStyle w:val="a3"/>
+        <w:rPr>
+          <w:sz w:val="28"/>
+          <w:szCs w:val="28"/>
+        </w:rPr>
+      </w:pPr>
+    </w:p>
+    <w:p>
+      <w:pPr>
+        <w:ind w:left="5040" w:firstLine="720"/>
+        <w:rPr>
+          <w:sz w:val="28"/>
+          <w:szCs w:val="28"/>
+        </w:rPr>
+      </w:pPr>
+      <w:r>
+        <w:rPr>
+          <w:sz w:val="28"/>
+          <w:szCs w:val="28"/>
+        </w:rPr>
+        <w:t>Дата изменения</w:t>
+      </w:r>
+      <w:r>
+        <w:rPr>
+          <w:sz w:val="28"/>
+          <w:szCs w:val="28"/>
+          <w:lang w:val="en-US"/>
+        </w:rPr>
+        <w:t>: 03.03.2026</w:t>
       </w:r>
     </w:p>
     <w:p>
@@ -15139,7 +17821,7 @@
     <w:lsdException w:name="Table Web 2" w:semiHidden="1" w:unhideWhenUsed="1"/>
     <w:lsdException w:name="Table Web 3" w:semiHidden="1" w:unhideWhenUsed="1"/>
     <w:lsdException w:name="Balloon Text" w:semiHidden="1" w:unhideWhenUsed="1"/>
-    <w:lsdException w:name="Table Grid" w:uiPriority="39"/>
+    <w:lsdException w:name="Table Grid" w:uiPriority="0"/>
     <w:lsdException w:name="Table Theme" w:semiHidden="1" w:unhideWhenUsed="1"/>
     <w:lsdException w:name="Placeholder Text" w:semiHidden="1"/>
     <w:lsdException w:name="No Spacing" w:uiPriority="1" w:qFormat="1"/>
@@ -15454,6 +18136,24 @@
       <w:u w:val="single"/>
     </w:rPr>
   </w:style>
+  <w:style w:type="table" w:styleId="a7">
+    <w:name w:val="Table Grid"/>
+    <w:basedOn w:val="a1"/>
+    <w:rsid w:val="004D18D6"/>
+    <w:pPr>
+      <w:spacing w:after="0" w:line="240" w:lineRule="auto"/>
+    </w:pPr>
+    <w:tblPr>
+      <w:tblBorders>
+        <w:top w:val="single" w:sz="4" w:space="0" w:color="auto"/>
+        <w:left w:val="single" w:sz="4" w:space="0" w:color="auto"/>
+        <w:bottom w:val="single" w:sz="4" w:space="0" w:color="auto"/>
+        <w:right w:val="single" w:sz="4" w:space="0" w:color="auto"/>
+        <w:insideH w:val="single" w:sz="4" w:space="0" w:color="auto"/>
+        <w:insideV w:val="single" w:sz="4" w:space="0" w:color="auto"/>
+      </w:tblBorders>
+    </w:tblPr>
+  </w:style>
 </w:styles>
 </file>
 
